--- a/DOCS/np_agreement.docx
+++ b/DOCS/np_agreement.docx
@@ -1196,8 +1196,6 @@
         <w:pStyle w:val="BodyText"/>
         <w:ind w:left="0"/>
       </w:pPr>
-      <w:bookmarkStart w:id="0" w:name="_GoBack"/>
-      <w:bookmarkEnd w:id="0"/>
     </w:p>
     <w:p>
       <w:pPr>
@@ -2958,6 +2956,8 @@
         </w:rPr>
         <w:t xml:space="preserve"> installed by the vendor.</w:t>
       </w:r>
+      <w:bookmarkStart w:id="0" w:name="_GoBack"/>
+      <w:bookmarkEnd w:id="0"/>
     </w:p>
     <w:p>
       <w:pPr>
@@ -3015,13 +3015,20 @@
         <w:rPr>
           <w:sz w:val="24"/>
         </w:rPr>
-        <w:t>13</w:t>
-      </w:r>
-      <w:r>
-        <w:rPr>
-          <w:sz w:val="24"/>
-        </w:rPr>
-        <w:t xml:space="preserve">5000 </w:t>
+        <w:t>${SYSTEM_COST}$</w:t>
+      </w:r>
+      <w:r>
+        <w:rPr>
+          <w:b/>
+          <w:sz w:val="24"/>
+        </w:rPr>
+        <w:t>/-</w:t>
+      </w:r>
+      <w:r>
+        <w:rPr>
+          <w:sz w:val="24"/>
+        </w:rPr>
+        <w:t xml:space="preserve"> </w:t>
       </w:r>
       <w:r>
         <w:rPr>
@@ -12194,7 +12201,7 @@
     <w:lsdException w:name="Table Web 2" w:semiHidden="1" w:unhideWhenUsed="1"/>
     <w:lsdException w:name="Table Web 3" w:semiHidden="1" w:unhideWhenUsed="1"/>
     <w:lsdException w:name="Balloon Text" w:semiHidden="1" w:unhideWhenUsed="1"/>
-    <w:lsdException w:name="Table Grid" w:semiHidden="1" w:uiPriority="59" w:unhideWhenUsed="1"/>
+    <w:lsdException w:name="Table Grid" w:uiPriority="59"/>
     <w:lsdException w:name="Table Theme" w:semiHidden="1" w:unhideWhenUsed="1"/>
     <w:lsdException w:name="Placeholder Text" w:semiHidden="1"/>
     <w:lsdException w:name="No Spacing" w:uiPriority="1" w:qFormat="1"/>
@@ -12837,7 +12844,7 @@
 </file>
 
 <file path=customXml/itemProps1.xml><?xml version="1.0" encoding="utf-8"?>
-<ds:datastoreItem xmlns:ds="http://schemas.openxmlformats.org/officeDocument/2006/customXml" ds:itemID="{DF30DAAE-D0A6-4846-92EE-F5764FA313BA}">
+<ds:datastoreItem xmlns:ds="http://schemas.openxmlformats.org/officeDocument/2006/customXml" ds:itemID="{1B41BBFA-5571-4BE7-BD24-EBEED8841309}">
   <ds:schemaRefs>
     <ds:schemaRef ds:uri="http://schemas.openxmlformats.org/officeDocument/2006/bibliography"/>
   </ds:schemaRefs>

--- a/DOCS/np_agreement.docx
+++ b/DOCS/np_agreement.docx
@@ -2470,35 +2470,41 @@
       </w:r>
       <w:r>
         <w:rPr>
+          <w:sz w:val="24"/>
+        </w:rPr>
+        <w:t>${PANEL_COMPANY}$</w:t>
+      </w:r>
+      <w:r>
+        <w:rPr>
+          <w:sz w:val="24"/>
+        </w:rPr>
+        <w:t xml:space="preserve"> </w:t>
+      </w:r>
+      <w:r>
+        <w:rPr>
+          <w:sz w:val="24"/>
+        </w:rPr>
+        <w:t>make</w:t>
+      </w:r>
+      <w:r>
+        <w:rPr>
+          <w:sz w:val="24"/>
+        </w:rPr>
+        <w:t xml:space="preserve"> </w:t>
+      </w:r>
+      <w:r>
+        <w:rPr>
+          <w:sz w:val="24"/>
+        </w:rPr>
+        <w:t>${TOTAL_PANEL_CAPACITY}$</w:t>
+      </w:r>
+      <w:r>
+        <w:rPr>
           <w:b/>
           <w:bCs/>
           <w:sz w:val="24"/>
         </w:rPr>
-        <w:t>UTL</w:t>
-      </w:r>
-      <w:r>
-        <w:rPr>
-          <w:sz w:val="24"/>
-        </w:rPr>
-        <w:t xml:space="preserve"> </w:t>
-      </w:r>
-      <w:r>
-        <w:rPr>
-          <w:sz w:val="24"/>
-        </w:rPr>
-        <w:t>make</w:t>
-      </w:r>
-      <w:r>
-        <w:rPr>
-          <w:sz w:val="24"/>
-        </w:rPr>
-        <w:t xml:space="preserve"> </w:t>
-      </w:r>
-      <w:r>
-        <w:rPr>
-          <w:sz w:val="24"/>
-        </w:rPr>
-        <w:t>${TOTAL_PANEL_CAPACITY}$</w:t>
+        <w:t xml:space="preserve"> </w:t>
       </w:r>
       <w:r>
         <w:rPr>
@@ -2506,7 +2512,7 @@
           <w:bCs/>
           <w:sz w:val="24"/>
         </w:rPr>
-        <w:t xml:space="preserve"> </w:t>
+        <w:t>MONO HALF CUT BIFACIAL</w:t>
       </w:r>
       <w:r>
         <w:rPr>
@@ -2514,7 +2520,31 @@
           <w:bCs/>
           <w:sz w:val="24"/>
         </w:rPr>
-        <w:t>MONO HALF CUT BIFACIAL</w:t>
+        <w:t xml:space="preserve"> </w:t>
+      </w:r>
+      <w:r>
+        <w:rPr>
+          <w:sz w:val="24"/>
+        </w:rPr>
+        <w:t>model,</w:t>
+      </w:r>
+      <w:r>
+        <w:rPr>
+          <w:sz w:val="24"/>
+        </w:rPr>
+        <w:t xml:space="preserve"> </w:t>
+      </w:r>
+      <w:r>
+        <w:rPr>
+          <w:sz w:val="24"/>
+        </w:rPr>
+        <w:t>${PANEL_WATT}$</w:t>
+      </w:r>
+      <w:r>
+        <w:rPr>
+          <w:sz w:val="24"/>
+        </w:rPr>
+        <w:t xml:space="preserve"> </w:t>
       </w:r>
       <w:r>
         <w:rPr>
@@ -2522,38 +2552,6 @@
           <w:bCs/>
           <w:sz w:val="24"/>
         </w:rPr>
-        <w:t xml:space="preserve"> </w:t>
-      </w:r>
-      <w:r>
-        <w:rPr>
-          <w:sz w:val="24"/>
-        </w:rPr>
-        <w:t>model,</w:t>
-      </w:r>
-      <w:r>
-        <w:rPr>
-          <w:sz w:val="24"/>
-        </w:rPr>
-        <w:t xml:space="preserve"> </w:t>
-      </w:r>
-      <w:r>
-        <w:rPr>
-          <w:sz w:val="24"/>
-        </w:rPr>
-        <w:t>${PANEL_WATT}$</w:t>
-      </w:r>
-      <w:r>
-        <w:rPr>
-          <w:sz w:val="24"/>
-        </w:rPr>
-        <w:t xml:space="preserve"> </w:t>
-      </w:r>
-      <w:r>
-        <w:rPr>
-          <w:b/>
-          <w:bCs/>
-          <w:sz w:val="24"/>
-        </w:rPr>
         <w:t>WP</w:t>
       </w:r>
       <w:r>
@@ -2645,6 +2643,8 @@
         </w:rPr>
         <w:t>.</w:t>
       </w:r>
+      <w:bookmarkStart w:id="0" w:name="_GoBack"/>
+      <w:bookmarkEnd w:id="0"/>
     </w:p>
     <w:p/>
     <w:p>
@@ -2680,16 +2680,12 @@
       </w:r>
       <w:r>
         <w:rPr>
-          <w:b/>
-          <w:bCs/>
-          <w:sz w:val="24"/>
-        </w:rPr>
-        <w:t>UTL</w:t>
-      </w:r>
-      <w:r>
-        <w:rPr>
-          <w:b/>
-          <w:bCs/>
+          <w:sz w:val="24"/>
+        </w:rPr>
+        <w:t>${INVERTER_MAKE}$</w:t>
+      </w:r>
+      <w:r>
+        <w:rPr>
           <w:sz w:val="24"/>
         </w:rPr>
         <w:t xml:space="preserve"> </w:t>
@@ -2956,8 +2952,6 @@
         </w:rPr>
         <w:t xml:space="preserve"> installed by the vendor.</w:t>
       </w:r>
-      <w:bookmarkStart w:id="0" w:name="_GoBack"/>
-      <w:bookmarkEnd w:id="0"/>
     </w:p>
     <w:p>
       <w:pPr>
@@ -12844,7 +12838,7 @@
 </file>
 
 <file path=customXml/itemProps1.xml><?xml version="1.0" encoding="utf-8"?>
-<ds:datastoreItem xmlns:ds="http://schemas.openxmlformats.org/officeDocument/2006/customXml" ds:itemID="{1B41BBFA-5571-4BE7-BD24-EBEED8841309}">
+<ds:datastoreItem xmlns:ds="http://schemas.openxmlformats.org/officeDocument/2006/customXml" ds:itemID="{58999895-214E-483F-8599-DECA63B2D42C}">
   <ds:schemaRefs>
     <ds:schemaRef ds:uri="http://schemas.openxmlformats.org/officeDocument/2006/bibliography"/>
   </ds:schemaRefs>
